--- a/Analytics_mindset_PCard_assignment_COMPLETED.docx
+++ b/Analytics_mindset_PCard_assignment_COMPLETED.docx
@@ -5119,7 +5119,7 @@
         <w:t xml:space="preserve">Result: 127 of the 2,021 OSU cardholders spent more than $50,000 during 2014, and together they account for $15,527,124 of the $33,504,148 charged on P-Cards that year (46%). Thirty-nine cardholders exceeded $100,000. The largest is Employee 51914657 at $1,595,302.32 across 3,510 transactions, followed by Employee B1FA2F0D ($1,182,094.86) and Employee 688E3D92 ($627,608.56).</w:t>
         <w:br/>
         <w:br/>
-        <w:t xml:space="preserve">Conclusion: the $50,000 ceiling in the procedure is a per-cycle credit limit, not an annual cap, so spending more than $50,000 across twelve cycles is not by itself a violation — several of these cardholders are clearly central facilities and maintenance buyers, and the transaction counts support that. The exception worth pursuing is the cardholder whose annual volume is far larger than any approved cycle limit could support: at $1.6m, Employee 51914657 averages $132,942 per month, which no compliant limit permits.</w:t>
+        <w:t xml:space="preserve">Conclusion: measured against the control as stated — no more than $50,000 per cardholder per year — all 127 cardholders are exceptions, together accounting for $15.5m of spend. One caveat affects how they should be followed up: the procedure in Part I expresses $50,000 as the maximum cycle credit limit, so some of these cardholders may hold approved limits that make high annual volume legitimate, and several are clearly central facilities and maintenance buyers, which the transaction counts support. That caveat does not cover the largest cases: at $1.6m, Employee 51914657 averages $132,942 per month, which exceeds even the maximum cycle limit and which no compliant limit permits.</w:t>
         <w:br/>
         <w:br/>
         <w:t xml:space="preserve">Follow-up: obtain the approved single-transaction and cycle limits from each of the 127 P-Card application forms and compare them with actual usage; this population is also the natural input to the annual Cardholder Limit Recertification required by the procedure.</w:t>
@@ -5371,13 +5371,13 @@
         <w:ind w:left="115" w:right="115"/>
       </w:pPr>
       <w:r>
-        <w:t xml:space="preserve">Result: only 33 transactions exceeded $5,000 in 2014, totalling $357,870.91, and they belong to just six cardholders. The largest is $29,731.61 (OEC Otis Elevator Co). By contrast there are 20 transactions at exactly $5,000.00 and 113 between $4,900 and $5,000.</w:t>
-        <w:br/>
-        <w:br/>
-        <w:t xml:space="preserve">Conclusion: the single-transaction limit is enforced at the point of sale, which is why so few transactions clear it — each of the 33 implies that a limit was temporarily raised, so each one should have approval documentation behind it. Two cardholders dominate: Employee 0E3DD9FC (conference lodging and group air travel — room blocks and charter-type charges, plausibly legitimate but requiring an exception) and Employee 302B04AF, whose $19,233.28 and $5,688.46 charges at COCKRELL EYECARE CENTER, an optician, have no obvious University business purpose.</w:t>
-        <w:br/>
-        <w:br/>
-        <w:t xml:space="preserve">Follow-up: obtain the approved limit-increase request for each of the 33 transactions, and treat the two Cockrell Eyecare charges as a priority investigation — the same cardholder also appears in Control 12 with $8,545 of spa charges.</w:t>
+        <w:t xml:space="preserve">Result: only 33 transactions exceeded $5,000 in 2014, totalling $357,870.91, and they belong to just six cardholders. The largest is $29,731.61 (OEC Otis Elevator Co). By contrast there are 113 transactions between $4,900 and $5,000.00, 20 of them at exactly $5,000.00.</w:t>
+        <w:br/>
+        <w:br/>
+        <w:t xml:space="preserve">Conclusion: the single-transaction limit is enforced at the point of sale, which is why so few transactions clear it — each of the 33 implies that a limit was temporarily raised, so each one should have approval documentation behind it. Two cardholders dominate. Employee 302B04AF holds 14 of the 33: eleven hotel charges between $5,101.20 and $11,643.75, a $5,758.35 charge at SMC-PATIENT FINANCIAL SRV (a medical-services merchant) and two charges of $19,233.28 and $5,688.46 at COCKRELL EYECARE CENTER, an optician. The hotel charges may be group lodging, but the medical and optician charges have no obvious University business purpose. Employee 0E3DD9FC holds 12, mostly conference lodging, group air travel, catering and convention services — plausibly legitimate, but each still requires an approved exception.</w:t>
+        <w:br/>
+        <w:br/>
+        <w:t xml:space="preserve">Follow-up: obtain the approved limit-increase request for each of the 33 transactions, and treat the Cockrell Eyecare and SMC-Patient Financial charges as a priority investigation — the same cardholder also appears in Control 12 with five spa charges totalling $8,020.00.</w:t>
       </w:r>
     </w:p>
     <w:p>
@@ -5579,7 +5579,7 @@
         <w:ind w:left="115" w:right="115"/>
       </w:pPr>
       <w:r>
-        <w:t xml:space="preserve">Result: 254 transactions fall into 66 cardholder / vendor / day clusters where the same cardholder swiped the same card more than once at the same vendor on the same day and the day's total exceeded $5,000. Thirty cardholders are involved and $470,368.63 is at stake. The largest clusters are Employee CEFFB0FE with 11 swipes at DOUBLETREE HOTEL BETHESDA on 22 May 2014 ($21,020.26), Employee 7A1AD2BE with 2 swipes at HILTON BOSTON DOWNTOWN ($15,326.88) and Employee 6A680974 with 7 swipes at VETERANS AFFRS DMC on 17 October ($12,976.96) and 11 swipes on 24 February ($7,490.94).</w:t>
+        <w:t xml:space="preserve">Result: 254 transactions fall into 66 cardholder / vendor / day clusters where the same cardholder swiped the same card more than once at the same vendor on the same day and the day's total exceeded $5,000. Thirty cardholders are involved and $470,368.63 is at stake. The largest clusters are Employee CEFFB0FE with 11 swipes at DOUBLETREE HOTEL BETHESDA on 22 May 2014 ($21,020.26), Employee 7A1AD2BE with 2 swipes at HILTON BOSTON DOWNTOWN ($15,326.88) and Employee 6A680974 at VETERANS AFFRS DMC, who has eight clusters there — the largest are 7 swipes on 17 October ($12,976.96), 5 on 23 October ($12,658.72) and 6 on 15 October ($10,937.06), and the most frequent is 11 swipes on 24 February ($7,490.94).</w:t>
         <w:br/>
         <w:br/>
         <w:t xml:space="preserve">Conclusion: multiple same-day charges at one vendor are not automatically a split purchase. Hotel clusters are usually one folio per traveller in a group booking, and the supply-house clusters (Rexel, Oklahoma Contractors Supply, Economy Supply) are consistent with separate work orders drawn on the same day. The clusters that do look like evasion are the ones where the individual swipes are each just below $5,000, because there the amounts, not the work, appear to be driving the split.</w:t>
@@ -5759,13 +5759,13 @@
         <w:ind w:left="115" w:right="115"/>
       </w:pPr>
       <w:r>
-        <w:t xml:space="preserve">Result: 24 vendor-days meet the test — 48 transactions, 38 cardholders and $146,966.52 — where a vendor took more than $5,000 in one day from exactly two cardholders, each of whom made exactly one charge. Three are near-certain splits because both cardholders paid an identical amount: PAYPAL FUTUREBUS on 15 May, 2 × $4,014.90 = $8,029.80; B &amp; H PHOTO-VIDEO.COM on 13 February, 2 × $2,544.07 = $5,088.14, both described as “EOS 6D DIGITAL CAM”; and SHAKE RATTLE AND ROLL on 28 May, $4,979.00 + $4,959.00 = $9,938.00.</w:t>
-        <w:br/>
-        <w:br/>
-        <w:t xml:space="preserve">Conclusion: the B &amp; H case is the clearest control breach in this test — two identical camera kits bought the same day by two cardholders from one vendor is a single known quantity of goods divided between two cards, exactly the example the procedure gives. The PayPal and entertainment pairs share the same signature. The remaining pairs, where one leg is small (for example $4,999.35 + $503.04 at The Lee Company), are more likely to be two departments coinciding at a common supplier.</w:t>
-        <w:br/>
-        <w:br/>
-        <w:t xml:space="preserve">Follow-up: interview both cardholders and both approvers for the three identical-amount pairs, and confirm whether the two camera bodies were part of one requisition that should have been bid.</w:t>
+        <w:t xml:space="preserve">Result: 24 vendor-days meet the test — 48 transactions, 38 cardholders and $146,966.52 — where a vendor took more than $5,000 in one day from exactly two cardholders, each of whom made exactly one charge. Two are near-certain splits because both cardholders paid an identical amount: PAYPAL FUTUREBUS on 15 May, 2 × $4,014.90 = $8,029.80; and B &amp; H PHOTO-VIDEO.COM on 13 February, 2 × $2,544.07 = $5,088.14, both described as “EOS 6D DIGITAL CAM”. A third is almost as strong: SHAKE RATTLE AND ROLL on 28 May, $4,979.00 + $4,959.00 = $9,938.00, two near-identical amounts each just below the $5,000 limit.</w:t>
+        <w:br/>
+        <w:br/>
+        <w:t xml:space="preserve">Conclusion: the B &amp; H case is the clearest control breach in this test — two identical camera kits bought the same day by two cardholders from one vendor is a single known quantity of goods divided between two cards, exactly the example the procedure gives. The PayPal pair shares the same signature, and the entertainment pair, with legs $20 apart and both within $41 of the limit, looks like one booking priced to fit two cards. The remaining pairs, where one leg is small (for example $4,999.35 + $503.04 at The Lee Company), are more likely to be two departments coinciding at a common supplier.</w:t>
+        <w:br/>
+        <w:br/>
+        <w:t xml:space="preserve">Follow-up: interview both cardholders and both approvers for these three pairs, and confirm whether the two camera bodies were part of one requisition that should have been bid.</w:t>
       </w:r>
     </w:p>
     <w:p>
@@ -6446,9 +6446,11 @@
         <w:br/>
         <w:t xml:space="preserve">   Test: 2014 transactions at postal MCCs or postal/postage-meter vendors.  Commercial</w:t>
         <w:br/>
-        <w:t xml:space="preserve">   couriers (FedEx/UPS freight) are reported separately because inbound freight on a</w:t>
-        <w:br/>
-        <w:t xml:space="preserve">   purchase is normally allowable, whereas outbound mail is not. */</w:t>
+        <w:t xml:space="preserve">   couriers (FedEx/UPS freight) are not selected, because inbound freight on a purchase is</w:t>
+        <w:br/>
+        <w:t xml:space="preserve">   normally allowable, whereas outbound mail is not; the 'Commercial courier' label in</w:t>
+        <w:br/>
+        <w:t xml:space="preserve">   FlagBasis is kept only so the test can be widened to courier vendors later. */</w:t>
         <w:br/>
         <w:t xml:space="preserve">SELECT p.FullName        AS Name,</w:t>
         <w:br/>
@@ -6515,10 +6517,10 @@
         <w:ind w:left="115" w:right="115"/>
       </w:pPr>
       <w:r>
-        <w:t xml:space="preserve">Result: 89 transactions worth $14,726.07 across 49 cardholders. These include 14 direct purchases of postage stamps from USPS (the largest $1,218.00, $1,035.00 and $905.00), recurring postage-meter refills billed by Pitney Bowes — Employee 820C69E3 alone has eight charges of $210 to $527.50 — and retail shipping outlets such as POSTAL PACK &amp; SHIP PLUS and GOIN' POSTAL.</w:t>
-        <w:br/>
-        <w:br/>
-        <w:t xml:space="preserve">Conclusion: this prohibition is unusually clear-cut, so most of these rows are genuine deviations: the University runs a central mailing operation precisely so that postage is bought at contract rates and charged back, and a departmental postage meter run on a P-Card bypasses that entirely. One false positive is present — MARRIOTT USPS CONFERENCE is a hotel charge for a USPS conference, not postage.</w:t>
+        <w:t xml:space="preserve">Result: 89 transactions worth $14,726.07 across 49 cardholders. These include 14 direct purchases of postage stamps from USPS (the largest $1,218.00, $1,035.00 and $905.00), recurring postage-meter refills billed by Pitney Bowes — Employee 820C69E3 alone has twelve, eight of them between $210 and $527.50 and four at $45 — and retail shipping outlets such as POSTAL PACK &amp; SHIP PLUS and GOIN' POSTAL.</w:t>
+        <w:br/>
+        <w:br/>
+        <w:t xml:space="preserve">Conclusion: this prohibition is unusually clear-cut, so most of these rows are genuine deviations: the University runs a central mailing operation precisely so that postage is bought at contract rates and charged back, and a departmental postage meter run on a P-Card bypasses that entirely. One false positive is present — the seven MARRIOTT USPS CONFERENCE rows (six charges and one credit) are hotel charges for a USPS conference, not postage.</w:t>
         <w:br/>
         <w:br/>
         <w:t xml:space="preserve">Follow-up: confirm with University Mailing whether the departments concerned have an approved exception; if not, the recurring Pitney Bowes meters should be closed and the postage moved to the central operation.</w:t>
@@ -6649,7 +6651,7 @@
         <w:t xml:space="preserve">Result: 356 transactions worth $83,882.20 across 149 cardholders — 216 at gift / novelty MCCs, 128 at the FLORISTS MCC and 12 caught by description keywords. The largest are $4,045.00 (KEY PLUS PRODUCT), $3,969.16 (SHOPNASACOM), $3,000.00 (DEKRA-LITE INDUSTRIES, a commercial holiday-decoration supplier) and $2,340.00 (NASA EXCHANGE – JSC). The nursery-stock MCC that was deliberately excluded holds a further 217 transactions worth $80,415.62.</w:t>
         <w:br/>
         <w:br/>
-        <w:t xml:space="preserve">Conclusion: the population divides into three groups. Decorations bought from a decoration supplier, and cut flowers from a florist, are squarely on the prohibited list and are exceptions on their face. Gift-shop and museum-store purchases at places such as the NASA Exchange are more likely to be resale stock or programme materials for outreach activities than gifts, and need the Works description to resolve. Excluding nursery stock was necessary — it is bulk plant material for Grounds and Horticulture, and including it would have tripled the population with false positives.</w:t>
+        <w:t xml:space="preserve">Conclusion: the population divides into three groups. Decorations bought from a decoration supplier, and cut flowers from a florist, are squarely on the prohibited list and are exceptions on their face. Gift-shop and museum-store purchases at places such as the NASA Exchange are more likely to be resale stock or programme materials for outreach activities than gifts, and need the Works description to resolve. Excluding nursery stock was necessary — it is bulk plant material for Grounds and Horticulture, and including it would have raised the population from 356 to 573 transactions and roughly doubled its value with false positives.</w:t>
         <w:br/>
         <w:br/>
         <w:t xml:space="preserve">Follow-up: sample 25 of the flagged transactions across all three groups, read the business purpose entered in Works and inspect the receipts; if any gift cards or gift certificates are found, escalate immediately because those breach State statutes and not only University policy.</w:t>
@@ -6712,7 +6714,9 @@
         <w:br/>
         <w:t xml:space="preserve">   MCCs, ranked by amount.  General "MEMBERSHIP ORGANIZATIONS" (professional associations,</w:t>
         <w:br/>
-        <w:t xml:space="preserve">   which are usually institutional and allowable) is reported separately. */</w:t>
+        <w:t xml:space="preserve">   which are usually institutional and allowable) is left out of the MCC list; a row with</w:t>
+        <w:br/>
+        <w:t xml:space="preserve">   that MCC is returned only if its description mentions a membership or dues. */</w:t>
         <w:br/>
         <w:t xml:space="preserve">SELECT p.FullName        AS Name,</w:t>
         <w:br/>
@@ -6771,10 +6775,10 @@
         <w:ind w:left="115" w:right="115"/>
       </w:pPr>
       <w:r>
-        <w:t xml:space="preserve">Result: 147 transactions worth $79,238.66 across 79 cardholders: 44 charges at membership clubs, 19 at golf courses, seven at health-and-beauty spas ($8,545.06) and the remainder at recreation services. The single largest items are $5,000.00 (AAC CENTER), $4,513.77 (OSU COWBOY GOLF), $4,037.50 (SPACE CENTER HOUSTON), $3,840.00 (KICKINGBIRD GOLF CLUB) and two charges of $2,400.00 at B&amp;V BODY WORKS GYM LLC. All seven spa charges belong to Employee 302B04AF at THE ROYAL TREATMENT ($1,980.00, $1,925.00, $1,450.00, $1,365.00, $1,300.00 and two smaller).</w:t>
-        <w:br/>
-        <w:br/>
-        <w:t xml:space="preserve">Conclusion: some of this population has a plausible business purpose — a golf course or a science centre can be the venue for a departmental event or a donor function, and coaching-association dues are institutional. Two findings do not. The recurring gym charges look like a membership paid by the University, which State statutes prohibit. The seven spa charges concentrated on one card are the strongest personal-use indicator in the whole data set, and that is the same cardholder who charged $24,921 at an optician in Control 3.</w:t>
+        <w:t xml:space="preserve">Result: 147 transactions worth $79,238.66 across 79 cardholders: 44 charges at membership clubs, 19 at golf courses, seven at health-and-beauty spas ($8,545.06), 64 at recreation services and 13 at other MCCs (charitable, civic, professional-service, barber and similar). The single largest items are $5,000.00 (AAC CENTER), $4,513.77 (OSU COWBOY GOLF), $4,037.50 (SPACE CENTER HOUSTON), $3,865.80 (SILVERLEAF SHOTGUN SPORTS), $3,840.00 (KICKINGBIRD GOLF CLUB) and two charges of $2,400.00 at B&amp;V BODY WORKS GYM LLC. Five of the seven spa charges belong to Employee 302B04AF at THE ROYAL TREATMENT ($1,980.00, $1,925.00, $1,450.00, $1,365.00 and $1,300.00, together $8,020.00); the other two are single small charges by two other cardholders.</w:t>
+        <w:br/>
+        <w:br/>
+        <w:t xml:space="preserve">Conclusion: some of this population has a plausible business purpose — a golf course or a science centre can be the venue for a departmental event or a donor function, and coaching-association dues are institutional. Two findings do not. The recurring gym charges look like a membership paid by the University, which State statutes prohibit. Five spa charges worth $8,020 concentrated on one card are the strongest personal-use indicator in the whole data set, and that is the same cardholder who charged $24,921 at an optician in Control 3.</w:t>
         <w:br/>
         <w:br/>
         <w:t xml:space="preserve">Follow-up: open a full-scope investigation of Employee 302B04AF covering all 122 of that cardholder's 2014 transactions; separately confirm whether the two $2,400 gym charges are individual memberships or a facility-use contract.</w:t>
@@ -6921,7 +6925,7 @@
         <w:t xml:space="preserve">Result: 18 exceptions worth $9,822.92, and all 18 relate to insurance. Across all 116,031 OSU transactions in 2014 there is not a single cash-advance, ATM, quasi-cash or money-transfer MCC, and no description contains a late fee, late charge, finance charge or interest charge. The insurance hits are led by VFIS-CETS ($1,860.00, $965.12, $960.00 and $720.00), US LIABILITY INSURANCE ($1,400.00) and FRANCIS L DEAN &amp; ASSOCIATES ($809.00), plus several small travel-insurance policies.</w:t>
         <w:br/>
         <w:br/>
-        <w:t xml:space="preserve">Conclusion: two different conclusions apply. For cash, ATM and late fees the control is operating effectively — the MCC blocking that the Purchasing Department maintains is doing its job, and the absence of late fees also suggests transactions are being processed inside the five-day window. For insurance the control is not effective: premiums must go on a requisition through Risk and Property Management, and 16 of these are real premiums. Two rows are false positives — SONY SERVICE charges where “INSURANCE” is a shipping-insurance line inside a repair invoice.</w:t>
+        <w:t xml:space="preserve">Conclusion: two different conclusions apply. For cash, ATM and late fees the control is operating effectively — the MCC blocking that the Purchasing Department maintains is doing its job, and the absence of late fees also suggests transactions are being processed inside the five-day window. For insurance the control is not effective: premiums must go on a requisition through Risk and Property Management, and 14 of these are real premiums. Two rows are false positives — SONY SERVICE charges where “INSURANCE” is a shipping-insurance line inside a repair invoice — and two cancel out: a $14.00 EVENT TICKET INSURANCE charge that was refunded by a matching $14.00 credit.</w:t>
         <w:br/>
         <w:br/>
         <w:t xml:space="preserve">Follow-up: report the insurance premiums to Risk and Property Management so the coverage can be brought under the University's programme, and confirm that the cash / ATM MCC blocks remain in place on every card as new cards are issued.</w:t>
@@ -7374,7 +7378,7 @@
         <w:t xml:space="preserve">Conclusion: this indicates a relatively LOW fraud risk at the population level. The mean absolute deviation is 0.318 percentage points (0.0032 in proportion terms), which falls inside Nigrini's “close conformity” band for a first-digit test (below 0.006). A chi-square statistic of 137.3 on 8 degrees of freedom does exceed the 1% critical value of 20.09, but chi-square is oversensitive at samples above 100,000 and would reject almost any real data set of this size, so MAD is the better guide here.</w:t>
         <w:br/>
         <w:br/>
-        <w:t xml:space="preserve">Follow-up: two caveats matter. First, Benford's Law describes the population, and fraud confined to a handful of cardholders can be invisible in 112,140 transactions — so the test should be re-run per cardholder for the highest spenders. Second, the small shortfall on digit 1 with a mild excess on digits 3, 5, 8 and 9 is the direction one would expect from the near-limit clustering found in Question 5, and it is worth re-testing on the sub-population above $1,000.</w:t>
+        <w:t xml:space="preserve">Follow-up: two caveats matter. First, Benford's Law describes the population, and fraud confined to a handful of cardholders can be invisible in 112,140 transactions — so the test should be re-run per cardholder for the highest spenders. Second, the near-limit clustering found in Question 5 (amounts beginning with 4) is far too small to register here — 269 transactions in 112,140 — which is exactly why a population-level Benford test should be paired with targeted tests such as Question 5, or re-run on the sub-population above $1,000.</w:t>
       </w:r>
     </w:p>
     <w:p>
@@ -8026,7 +8030,7 @@
         <w:pStyle w:val="ControlFieldText"/>
       </w:pPr>
       <w:r>
-        <w:t xml:space="preserve">Fraud risk / hypothesis: purchases made when the University is closed are less likely to have gone through a departmental pre-approval procedure, and weekend and holiday activity on a business card is a recognised indicator of personal use. Test: identify positive 2014 transactions dated on a Saturday, a Sunday or one of the 2014 federal holidays. To stop the population filling up with legitimate travel, merchant categories where weekend activity is expected — lodging, airlines, car rental, restaurants, fuel, tolls, parking and transport — are excluded, and only cardholders with at least five such charges are reported. Output: Name, closed-day charges, closed-day value, a split of charges by holiday / Saturday / Sunday, distinct vendors and the largest charge, sorted by closed-day value, largest first.</w:t>
+        <w:t xml:space="preserve">Fraud risk / hypothesis: purchases made when the University is closed are less likely to have gone through a departmental pre-approval procedure, and weekend and holiday activity on a business card is a recognised indicator of personal use. Test: identify positive 2014 transactions dated on a Saturday, a Sunday or one of ten 2014 holiday closure dates (New Year's Day, Martin Luther King Jr. Day, Memorial Day, Independence Day, Labor Day, Thanksgiving and the day after, Christmas Eve, Christmas Day and New Year's Eve). To stop the population filling up with legitimate travel, merchant categories where weekend activity is expected — lodging, airlines, car rental, restaurants, caterers, fuel, tolls, taxis, parking, transport and travel agencies — are excluded, and only cardholders with at least five such charges are reported. Output: Name, closed-day charges, closed-day value, a split of charges by holiday / Saturday / Sunday, distinct vendors and the largest charge, sorted by closed-day value, largest first.</w:t>
       </w:r>
     </w:p>
     <w:p>
@@ -8060,13 +8064,23 @@
         <w:br/>
         <w:t xml:space="preserve">   personal use of a business card.</w:t>
         <w:br/>
-        <w:t xml:space="preserve">   Test: 2014 positive transactions dated on a Saturday, a Sunday or a 2014 federal holiday.</w:t>
+        <w:t xml:space="preserve">   Test: 2014 positive transactions dated on a Saturday, a Sunday or one of ten 2014 holiday</w:t>
+        <w:br/>
+        <w:t xml:space="preserve">   closure dates (New Year's Day, Martin Luther King Jr. Day, Memorial Day, Independence Day,</w:t>
+        <w:br/>
+        <w:t xml:space="preserve">   Labor Day, Thanksgiving and the day after, Christmas Eve, Christmas Day, New Year's Eve).</w:t>
         <w:br/>
         <w:t xml:space="preserve">   To keep the population meaningful, merchant categories where weekend activity is expected</w:t>
         <w:br/>
-        <w:t xml:space="preserve">   and legitimate (lodging, airlines, car rental, restaurants, fuel, tolls) are excluded, and</w:t>
-        <w:br/>
-        <w:t xml:space="preserve">   only cardholders with at least five such charges are reported. */</w:t>
+        <w:t xml:space="preserve">   and legitimate (lodging, airlines, car rental, restaurants, caterers, fuel, tolls, taxis,</w:t>
+        <w:br/>
+        <w:t xml:space="preserve">   parking, transport and travel agencies) are excluded, and only cardholders with at least</w:t>
+        <w:br/>
+        <w:t xml:space="preserve">   five such charges are reported.  The airline and restaurant patterns are written narrowly</w:t>
+        <w:br/>
+        <w:t xml:space="preserve">   so that they do not also remove HVAC contractors, repair shops or plumbing-and-heating</w:t>
+        <w:br/>
+        <w:t xml:space="preserve">   suppliers, whose MCCs contain the letters AIR and EATING. */</w:t>
         <w:br/>
         <w:t xml:space="preserve">WITH parsed AS (</w:t>
         <w:br/>
@@ -8134,13 +8148,17 @@
         <w:br/>
         <w:t xml:space="preserve">      AND MCC NOT LIKE '%LODGING%' AND MCC NOT LIKE '%SUITES%'</w:t>
         <w:br/>
-        <w:t xml:space="preserve">      AND MCC NOT LIKE '%AIRLINE%' AND MCC NOT LIKE '%AIR%'</w:t>
+        <w:t xml:space="preserve">      AND MCC NOT LIKE '%AIRLINE%' AND MCC NOT LIKE '%AIRWAY%'</w:t>
+        <w:br/>
+        <w:t xml:space="preserve">      AND MCC NOT LIKE '%AIRWYS%'  AND MCC NOT LIKE 'AIR %'</w:t>
+        <w:br/>
+        <w:t xml:space="preserve">      AND MCC NOT LIKE '% AIR'</w:t>
         <w:br/>
         <w:t xml:space="preserve">      AND MCC NOT LIKE '%CAR RENTAL%' AND MCC NOT LIKE '%AUTOMOBILE RENTAL%'</w:t>
         <w:br/>
-        <w:t xml:space="preserve">      AND MCC NOT LIKE '%RESTAURANT%' AND MCC NOT LIKE '%EATING%'</w:t>
-        <w:br/>
-        <w:t xml:space="preserve">      AND MCC NOT LIKE '%FOOD%'    AND MCC NOT LIKE '%CATER%'</w:t>
+        <w:t xml:space="preserve">      AND MCC NOT LIKE '%RESTAURANT%' AND MCC NOT LIKE 'EATING PLACES%'</w:t>
+        <w:br/>
+        <w:t xml:space="preserve">      AND MCC NOT LIKE '%CATER%'</w:t>
         <w:br/>
         <w:t xml:space="preserve">      AND MCC NOT LIKE '%SERVICE STATION%' AND MCC NOT LIKE '%FUEL%'</w:t>
         <w:br/>
@@ -8199,10 +8217,10 @@
         <w:ind w:left="115" w:right="115"/>
       </w:pPr>
       <w:r>
-        <w:t xml:space="preserve">Result: after excluding travel, lodging, restaurant, fuel and transport merchant categories, 452 cardholders have five or more charges dated on a Saturday, Sunday or 2014 federal holiday: 5,717 charges worth $1,269,262.18. The largest are Employee 51914657 (168 charges, $77,806.16, including 132 Saturdays and 12 holidays), Employee E38DA379 (105 charges, $30,335.02) and Employee 14B7B862 (117 charges, of which 51 fall on Sundays).</w:t>
-        <w:br/>
-        <w:br/>
-        <w:t xml:space="preserve">Conclusion: this is a risk-ranking rather than an exception list. Facilities, grounds, utilities and animal-care staff genuinely work weekends and holidays, and the top two cardholders are the same central maintenance buyers who dominate the high-volume tests — for them weekend purchasing is expected. The signal to act on is narrower: charges on the major closed holidays, and cardholders whose weekend activity sits at consumer-facing merchants rather than at supply houses. A cardholder with 51 Sunday charges at retail merchants is a different proposition from a plumber buying parts on a Saturday call-out.</w:t>
+        <w:t xml:space="preserve">Result: after excluding travel, lodging, restaurant, fuel and transport merchant categories, 463 cardholders have five or more charges dated on a Saturday, Sunday or holiday closure date: 5,982 charges worth $1,306,266.26. The largest by value are Employee 51914657 (170 charges, $80,126.05, including 132 Saturdays and 14 holidays), Employee E38DA379 (105 charges, $30,335.02) and Employee 080B4F7F (41 charges, $19,989.64). The most Sunday activity is on Employee 9A72417A (56 Sunday charges, almost all at courier and freight carriers) and Employee 14B7B862 (51 Sunday charges, mostly at book stores).</w:t>
+        <w:br/>
+        <w:br/>
+        <w:t xml:space="preserve">Conclusion: this is a risk-ranking rather than an exception list. Facilities, grounds, utilities and animal-care staff genuinely work weekends and holidays, and the top two cardholders are the same central maintenance buyers who dominate the high-volume tests — for them weekend purchasing is expected. The signal to act on is narrower: charges on the major closed holidays, and cardholders whose weekend activity sits at consumer-facing merchants rather than at supply houses. A cardholder with 51 Sunday charges at book stores is a different proposition from a plumber buying parts on a Saturday call-out. Courier charges are a caution in the other direction: carriers bill on their own processing date, so a Sunday transaction date there is more likely a billing artefact than a Sunday purchase.</w:t>
         <w:br/>
         <w:br/>
         <w:t xml:space="preserve">Follow-up: cross-reference the flagged holiday charges against departmental timesheets and on-call rosters, and re-run the test restricted to consumer-retail MCCs to isolate the personal-use candidates.</w:t>
@@ -8375,7 +8393,7 @@
         <w:t xml:space="preserve">Result: 32 vendor relationships meet the test, carrying $632,601.90. The highest-risk are: Employee 6A680974 / VETERANS AFFRS DMC — 109 charges, $116,022.89, which is 100.0% of that cardholder's entire annual spend; Employee 302B04AF / COCKRELL EYECARE CENTER — 6 charges, $39,834.61, an average of $6,639 which is above the single-transaction limit, at an optician, 20.6% of annual spend; Employee F41CAF02 / PHONAK HEARING SYSTEMS — 50 charges, $39,199.20, 45.0% of annual spend; Employee 68FFDF40 / CUSTOM MISERS LIVESTOCK — 58.6% of annual spend; and Employee C6584F79 / “PAYPAL ADVANCEDMAC” — 5 charges, $14,825.00 routed through PayPal so the true payee is concealed.</w:t>
         <w:br/>
         <w:br/>
-        <w:t xml:space="preserve">Conclusion: exclusivity is the point of this test — in a university of 2,021 cardholders and 17,513 vendors, a supplier that exactly one person ever uses, for five or six figures, is either a genuinely specialised supplier or a relationship nobody else can see. Several here are clearly the former: Phonak Hearing Systems and Truscreen fit a speech and hearing clinic, and a veterinary diagnostic laboratory fits an animal-science programme. Two do not fit straightforwardly — an optician taking $39,834 in six charges from one cardholder, and a PayPal-routed payee — and both share a signature with findings elsewhere in this audit: Employee 302B04AF also holds the spa charges in Control 12 and the &gt;$5,000 transactions in Control 3.</w:t>
+        <w:t xml:space="preserve">Conclusion: exclusivity is the point of this test — in a university of 2,021 cardholders and 17,513 vendors, a supplier that exactly one person ever uses, for five or six figures, is either a genuinely specialised supplier or a relationship nobody else can see. Several here are clearly the former: Phonak Hearing Systems and Truscreen fit a speech and hearing clinic, and Lake Immunogenics and Intervet (animal-health suppliers) fit an animal-science programme. Two do not fit straightforwardly — an optician taking $39,834 in six charges from one cardholder, and a PayPal-routed payee — and both share a signature with findings elsewhere in this audit: Employee 302B04AF also holds the spa charges in Control 12 and the &gt;$5,000 transactions in Control 3.</w:t>
         <w:br/>
         <w:br/>
         <w:t xml:space="preserve">Follow-up: run all 32 vendor names against the State employee register and the Secretary of State's business-ownership records, and pull the conflict-of-interest disclosures for these cardholders. For the PayPal payees, request the underlying PayPal transaction records to identify the actual recipient.</w:t>

--- a/Analytics_mindset_PCard_assignment_COMPLETED.docx
+++ b/Analytics_mindset_PCard_assignment_COMPLETED.docx
@@ -60,6 +60,26 @@
           <w:szCs w:val="20"/>
         </w:rPr>
         <w:t>ard</w:t>
+      </w:r>
+    </w:p>
+    <w:p>
+      <w:pPr>
+        <w:spacing w:after="120" w:line="280" w:lineRule="atLeast"/>
+        <w:jc w:val="center"/>
+        <w:rPr>
+          <w:rFonts w:ascii="Arial" w:hAnsi="Arial" w:cs="Arial"/>
+          <w:b/>
+          <w:sz w:val="20"/>
+          <w:szCs w:val="20"/>
+        </w:rPr>
+      </w:pPr>
+      <w:r>
+        <w:rPr>
+          <w:rFonts w:ascii="Arial" w:hAnsi="Arial" w:cs="Arial"/>
+          <w:sz w:val="20"/>
+          <w:szCs w:val="20"/>
+        </w:rPr>
+        <w:t xml:space="preserve">Submitted by Amir Arnautovic  ·  29 October 2026</w:t>
       </w:r>
     </w:p>
     <w:p>
@@ -9280,8 +9300,16 @@
         </w:rPr>
       </w:pPr>
       <w:r>
-        <w:t xml:space="preserve">A link to your live website:  https://pcard-audit-workbench.onrender.com</w:t>
-      </w:r>
+        <w:t xml:space="preserve">A link to your live website:  </w:t>
+      </w:r>
+      <w:hyperlink r:id="rIdSubmitLink1" w:history="1">
+        <w:r>
+          <w:rPr>
+            <w:rStyle w:val="Hyperlink"/>
+          </w:rPr>
+          <w:t xml:space="preserve">https://pcard-audit-workbench.onrender.com</w:t>
+        </w:r>
+      </w:hyperlink>
     </w:p>
     <w:p>
       <w:pPr>
@@ -9299,8 +9327,16 @@
         </w:rPr>
       </w:pPr>
       <w:r>
-        <w:t xml:space="preserve">A link to your GitHub repository:  https://github.com/AmirA210703/pcard-audit</w:t>
-      </w:r>
+        <w:t xml:space="preserve">A link to your GitHub repository:  </w:t>
+      </w:r>
+      <w:hyperlink r:id="rIdSubmitLink2" w:history="1">
+        <w:r>
+          <w:rPr>
+            <w:rStyle w:val="Hyperlink"/>
+          </w:rPr>
+          <w:t xml:space="preserve">https://github.com/AmirA210703/pcard-audit</w:t>
+        </w:r>
+      </w:hyperlink>
     </w:p>
     <w:p>
       <w:pPr>
@@ -9314,24 +9350,105 @@
       </w:pPr>
       <w:r>
         <w:t xml:space="preserve">Important — protect your API key: Do not place your API key in your source code or upload it to GitHub. Submitting an exposed API key will result in a substantial grading penalty.</w:t>
-        <w:br/>
-        <w:br/>
+      </w:r>
+    </w:p>
+    <w:p>
+      <w:pPr>
+        <w:pStyle w:val="ControlBlockTitle"/>
+      </w:pPr>
+      <w:r>
         <w:t xml:space="preserve">Part IV — what was built</w:t>
-        <w:br/>
-        <w:br/>
-        <w:t xml:space="preserve">The P-Card Audit Workbench is a two-tab Flask application deployed at https://pcard-audit-workbench.onrender.com, with the source at https://github.com/AmirA210703/pcard-audit. It is served on a free hosting plan that suspends the service after 15 minutes of inactivity, so the first request after an idle period takes roughly 40 seconds while the instance restarts; subsequent questions answer in one to three seconds.</w:t>
-        <w:br/>
-        <w:br/>
-        <w:t xml:space="preserve">Tab 1 — Ask the data. The auditor types a question in plain language. The question and the table definition, and nothing else, are sent to a language model, which returns a single SQLite SELECT. The server executes that query itself and displays the result together with the query and a plain-language explanation, so the logic can be checked before the answer is relied upon. No transaction data is ever sent to the model. Three of the assignment's own tests were reproduced through this tab as a check on the translation: 457 cardholder-months over $10,000 (Control 2), 33 transactions over $5,000 (Control 3), and 269 charges between $4,500 and $4,999.99 (Part III Question 5).</w:t>
-        <w:br/>
-        <w:br/>
-        <w:t xml:space="preserve">Tab 2 — Prohibited purchases. The dashboard opens with numbered instructions. A year selector covers 2010 to 2014 and defaults to the audit year. The description search and the vendor search are presented as two separate, colour-coded panels with their own labels, help text and buttons, so it is always clear which field is being searched. All fourteen prohibited categories from the procedure above are listed with pre-loaded search terms, and each category can be searched one term at a time or in full with a single click. Results carry the transaction detail needed for follow-up — dates, cardholder, vendor, description, amount and MCC — with sortable columns, a minimum-amount filter, a spend-by-month chart over the whole matching population, an explicit marker on any charge above the $5,000 single-transaction limit, and CSV export for the working papers. Each category also records the false positives found when the 2014 data was tested, because a keyword hit is a lead and not a finding.</w:t>
-        <w:br/>
-        <w:br/>
-        <w:t xml:space="preserve">Protecting the API key. The key is never in the repository. It is read from an environment variable at run time, held as an encrypted secret by the hosting platform and injected only into the running process, and it is never sent to the browser — the model is called server-side, so the key appears in no page source and in no network request the user can see. Locally it lives in a .env file that is listed in .gitignore. A check_secrets.sh script is installed as a git pre-commit hook and refuses any commit containing a string shaped like a real key, or any commit that would track a .env file; it ran on every commit in this repository's history. The published repository was also scanned for key patterns after publication, and is clean.</w:t>
-        <w:br/>
-        <w:br/>
-        <w:t xml:space="preserve">Read-only by construction. The database connection is opened in read-only mode, so no request can alter the evidence file. Every generated query must additionally pass a guard that accepts a single SELECT or WITH ... SELECT and rejects INSERT, UPDATE, DELETE, DROP, ALTER, CREATE, ATTACH and PRAGMA; a query still running after 20 seconds is stopped. Dashboard keyword searches are parameter-bound, so a keyword such as %' OR 1=1 -- is treated as literal text and never as SQL.</w:t>
+      </w:r>
+    </w:p>
+    <w:p>
+      <w:pPr>
+        <w:pStyle w:val="ControlFieldText"/>
+        <w:spacing w:after="120"/>
+      </w:pPr>
+      <w:r>
+        <w:t xml:space="preserve">The P-Card Audit Workbench is a two-tab Flask application deployed at </w:t>
+      </w:r>
+      <w:hyperlink r:id="rIdSubmitLink1" w:history="1">
+        <w:r>
+          <w:rPr>
+            <w:rStyle w:val="Hyperlink"/>
+          </w:rPr>
+          <w:t xml:space="preserve">https://pcard-audit-workbench.onrender.com</w:t>
+        </w:r>
+      </w:hyperlink>
+      <w:r>
+        <w:t xml:space="preserve">, with the source at </w:t>
+      </w:r>
+      <w:hyperlink r:id="rIdSubmitLink2" w:history="1">
+        <w:r>
+          <w:rPr>
+            <w:rStyle w:val="Hyperlink"/>
+          </w:rPr>
+          <w:t xml:space="preserve">https://github.com/AmirA210703/pcard-audit</w:t>
+        </w:r>
+      </w:hyperlink>
+      <w:r>
+        <w:t xml:space="preserve">. It is served on a free hosting plan that suspends the service after 15 minutes of inactivity, so the first request after an idle period takes roughly 40 seconds while the instance restarts.</w:t>
+      </w:r>
+    </w:p>
+    <w:p>
+      <w:pPr>
+        <w:pStyle w:val="ControlFieldText"/>
+        <w:spacing w:after="120"/>
+      </w:pPr>
+      <w:r>
+        <w:rPr>
+          <w:b/>
+        </w:rPr>
+        <w:t xml:space="preserve">Tab 1 — Ask the data.</w:t>
+      </w:r>
+      <w:r>
+        <w:t xml:space="preserve"> The auditor types a question in plain language. The question and the table definition, and nothing else, are sent to a language model, which returns a single SQLite SELECT. The server executes that query itself and displays the result together with the query and a plain-language explanation, so the logic can be checked before the answer is relied upon. No transaction data is ever sent to the model. Free-tier model capacity varies by the hour, so the server does not depend on one model: a model that is busy hands over to the next at once, a slow one is raced against the next after four seconds, and the model that answered last is tried first on the next question. Three of the assignment's own tests were reproduced through this tab as a check on the translation: 457 cardholder-months over $10,000 (Control 2), 33 transactions over $5,000 (Control 3), and 269 charges between $4,500 and $4,999.99 (Part III Question 5).</w:t>
+      </w:r>
+    </w:p>
+    <w:p>
+      <w:pPr>
+        <w:pStyle w:val="ControlFieldText"/>
+        <w:spacing w:after="120"/>
+      </w:pPr>
+      <w:r>
+        <w:rPr>
+          <w:b/>
+        </w:rPr>
+        <w:t xml:space="preserve">Tab 2 — Prohibited purchases.</w:t>
+      </w:r>
+      <w:r>
+        <w:t xml:space="preserve"> The dashboard opens with numbered instructions. A year selector covers 2010 to 2014 and defaults to the audit year. The description search and the vendor search are presented as two separate, colour-coded panels with their own labels, help text and buttons, so it is always clear which field is being searched. All fourteen prohibited categories from the procedure above are listed with pre-loaded search terms, and each category can be searched one term at a time or in full with a single click. Results carry the transaction detail needed for follow-up — dates, cardholder, vendor, description, amount and MCC — with sortable columns, a minimum-amount filter, a spend-by-month chart over the whole matching population, an explicit marker on any charge above the $5,000 single-transaction limit, and CSV export for the working papers. Each category also records the false positives found when the 2014 data was tested, because a keyword hit is a lead and not a finding.</w:t>
+      </w:r>
+    </w:p>
+    <w:p>
+      <w:pPr>
+        <w:pStyle w:val="ControlFieldText"/>
+        <w:spacing w:after="120"/>
+      </w:pPr>
+      <w:r>
+        <w:rPr>
+          <w:b/>
+        </w:rPr>
+        <w:t xml:space="preserve">Protecting the API key.</w:t>
+      </w:r>
+      <w:r>
+        <w:t xml:space="preserve"> The key is never in the repository. It is read from an environment variable at run time, held as an encrypted secret by the hosting platform and injected only into the running process, and it is never sent to the browser — the model is called server-side, so the key appears in no page source and in no network request the user can see. Locally it lives in a .env file that is listed in .gitignore. A check_secrets.sh script is installed as a git pre-commit hook and refuses any commit containing a string shaped like a real key, or any commit that would track a .env file; it ran on every commit in this repository's history. The published repository was also scanned for key patterns after publication, and is clean.</w:t>
+      </w:r>
+    </w:p>
+    <w:p>
+      <w:pPr>
+        <w:pStyle w:val="ControlFieldText"/>
+        <w:spacing w:after="120"/>
+      </w:pPr>
+      <w:r>
+        <w:rPr>
+          <w:b/>
+        </w:rPr>
+        <w:t xml:space="preserve">Read-only by construction.</w:t>
+      </w:r>
+      <w:r>
+        <w:t xml:space="preserve"> The database connection is opened in read-only mode, so no request can alter the evidence file. Every generated query must additionally pass a guard that accepts a single SELECT or WITH ... SELECT and rejects INSERT, UPDATE, DELETE, DROP, ALTER, CREATE, ATTACH and PRAGMA; a query still running after 20 seconds is stopped. Dashboard keyword searches are parameter-bound, so a keyword such as %' OR 1=1 -- is treated as literal text and never as SQL.</w:t>
       </w:r>
     </w:p>
     <w:sectPr>
@@ -19718,7 +19835,7 @@
     </w:pPr>
     <w:rPr>
       <w:rFonts w:ascii="Consolas" w:hAnsi="Consolas"/>
-      <w:sz w:val="18"/>
+      <w:sz w:val="16"/>
     </w:rPr>
   </w:style>
   <w:style w:type="paragraph" w:customStyle="1" w:styleId="ResultPlaceholder">
